--- a/51单片机相关图片.docx
+++ b/51单片机相关图片.docx
@@ -6,48 +6,48 @@
       <w:pPr>
         <w:pStyle w:val="1"/>
         <w:rPr>
-          <w:rFonts w:hint="eastAsia"/>
-        </w:rPr>
-      </w:pPr>
-      <w:r>
-        <w:rPr>
-          <w:rFonts w:eastAsiaTheme="minorEastAsia" w:hint="eastAsia"/>
+          <w:rFonts w:asciiTheme="majorEastAsia" w:hAnsiTheme="majorEastAsia" w:hint="eastAsia"/>
+        </w:rPr>
+      </w:pPr>
+      <w:r>
+        <w:rPr>
+          <w:rFonts w:asciiTheme="majorEastAsia" w:hAnsiTheme="majorEastAsia" w:hint="eastAsia"/>
         </w:rPr>
         <w:t>1.</w:t>
       </w:r>
       <w:r>
         <w:rPr>
-          <w:rFonts w:eastAsiaTheme="minorEastAsia" w:hint="eastAsia"/>
+          <w:rFonts w:asciiTheme="majorEastAsia" w:hAnsiTheme="majorEastAsia" w:hint="eastAsia"/>
         </w:rPr>
         <w:t xml:space="preserve"> </w:t>
       </w:r>
       <w:r>
         <w:rPr>
-          <w:rFonts w:hint="eastAsia"/>
+          <w:rFonts w:asciiTheme="majorEastAsia" w:hAnsiTheme="majorEastAsia" w:hint="eastAsia"/>
         </w:rPr>
         <w:t>单片机</w:t>
       </w:r>
       <w:r>
         <w:rPr>
-          <w:rFonts w:hint="eastAsia"/>
+          <w:rFonts w:asciiTheme="majorEastAsia" w:hAnsiTheme="majorEastAsia" w:hint="eastAsia"/>
         </w:rPr>
         <w:t>51</w:t>
       </w:r>
       <w:r>
         <w:rPr>
-          <w:rFonts w:hint="eastAsia"/>
+          <w:rFonts w:asciiTheme="majorEastAsia" w:hAnsiTheme="majorEastAsia" w:hint="eastAsia"/>
         </w:rPr>
         <w:t>外部</w:t>
       </w:r>
       <w:r>
         <w:rPr>
-          <w:rFonts w:hint="eastAsia"/>
+          <w:rFonts w:asciiTheme="majorEastAsia" w:hAnsiTheme="majorEastAsia" w:hint="eastAsia"/>
         </w:rPr>
         <w:t>最小</w:t>
       </w:r>
       <w:r>
         <w:rPr>
-          <w:rFonts w:hint="eastAsia"/>
+          <w:rFonts w:asciiTheme="majorEastAsia" w:hAnsiTheme="majorEastAsia" w:hint="eastAsia"/>
         </w:rPr>
         <w:t>电路系统</w:t>
       </w:r>
@@ -503,7 +503,7 @@
           <w:noProof/>
         </w:rPr>
         <w:drawing>
-          <wp:anchor distT="0" distB="0" distL="114300" distR="114300" simplePos="0" relativeHeight="251657216" behindDoc="0" locked="0" layoutInCell="1" allowOverlap="1" wp14:anchorId="0C1FE893" wp14:editId="45CA7DB6">
+          <wp:anchor distT="0" distB="0" distL="114300" distR="114300" simplePos="0" relativeHeight="251657216" behindDoc="0" locked="0" layoutInCell="1" allowOverlap="1" wp14:anchorId="0C1FE893" wp14:editId="3EA5CDF7">
             <wp:simplePos x="0" y="0"/>
             <wp:positionH relativeFrom="column">
               <wp:posOffset>0</wp:posOffset>
@@ -1115,7 +1115,7 @@
         <mc:AlternateContent>
           <mc:Choice Requires="wpg">
             <w:drawing>
-              <wp:anchor distT="0" distB="0" distL="114300" distR="114300" simplePos="0" relativeHeight="251663360" behindDoc="0" locked="0" layoutInCell="1" allowOverlap="1" wp14:anchorId="047DD1A9" wp14:editId="7FF71AC2">
+              <wp:anchor distT="0" distB="0" distL="114300" distR="114300" simplePos="0" relativeHeight="251663360" behindDoc="0" locked="0" layoutInCell="1" allowOverlap="1" wp14:anchorId="047DD1A9" wp14:editId="29E7DA13">
                 <wp:simplePos x="0" y="0"/>
                 <wp:positionH relativeFrom="column">
                   <wp:posOffset>-1518</wp:posOffset>
@@ -1833,24 +1833,55 @@
     </w:p>
     <w:p>
       <w:pPr>
-        <w:rPr>
-          <w:rFonts w:eastAsiaTheme="minorEastAsia" w:hint="eastAsia"/>
-        </w:rPr>
-      </w:pPr>
-    </w:p>
-    <w:p>
-      <w:pPr>
-        <w:rPr>
-          <w:rFonts w:eastAsiaTheme="minorEastAsia" w:hint="eastAsia"/>
-        </w:rPr>
-      </w:pPr>
-    </w:p>
-    <w:p>
-      <w:pPr>
-        <w:rPr>
-          <w:rFonts w:eastAsiaTheme="minorEastAsia" w:hint="eastAsia"/>
-        </w:rPr>
-      </w:pPr>
+        <w:pStyle w:val="1"/>
+        <w:rPr>
+          <w:rFonts w:hint="eastAsia"/>
+        </w:rPr>
+      </w:pPr>
+      <w:r>
+        <w:rPr>
+          <w:rFonts w:hint="eastAsia"/>
+        </w:rPr>
+        <w:t>2. STC89C52</w:t>
+      </w:r>
+    </w:p>
+    <w:p>
+      <w:pPr>
+        <w:rPr>
+          <w:rFonts w:eastAsiaTheme="minorEastAsia" w:hint="eastAsia"/>
+          <w:b/>
+          <w:bCs/>
+        </w:rPr>
+      </w:pPr>
+      <w:r>
+        <w:rPr>
+          <w:rFonts w:eastAsiaTheme="minorEastAsia" w:hint="eastAsia"/>
+          <w:b/>
+          <w:bCs/>
+        </w:rPr>
+        <w:t xml:space="preserve">1 </w:t>
+      </w:r>
+      <w:r>
+        <w:rPr>
+          <w:rFonts w:eastAsiaTheme="minorEastAsia" w:hint="eastAsia"/>
+          <w:b/>
+          <w:bCs/>
+        </w:rPr>
+        <w:t>基础内容</w:t>
+      </w:r>
+    </w:p>
+    <w:p>
+      <w:pPr>
+        <w:rPr>
+          <w:rFonts w:eastAsiaTheme="minorEastAsia" w:hint="eastAsia"/>
+        </w:rPr>
+      </w:pPr>
+      <w:r>
+        <w:rPr>
+          <w:rFonts w:eastAsiaTheme="minorEastAsia"/>
+        </w:rPr>
+        <w:tab/>
+      </w:r>
     </w:p>
     <w:p>
       <w:pPr>
@@ -2642,7 +2673,7 @@
     <w:link w:val="10"/>
     <w:uiPriority w:val="9"/>
     <w:qFormat/>
-    <w:rsid w:val="00E05BF8"/>
+    <w:rsid w:val="00A92C1A"/>
     <w:pPr>
       <w:keepNext/>
       <w:keepLines/>
@@ -2650,7 +2681,7 @@
       <w:outlineLvl w:val="0"/>
     </w:pPr>
     <w:rPr>
-      <w:rFonts w:asciiTheme="majorHAnsi" w:eastAsia="Adobe 黑体 Std R" w:hAnsiTheme="majorHAnsi" w:cstheme="majorBidi"/>
+      <w:rFonts w:asciiTheme="majorHAnsi" w:eastAsiaTheme="majorEastAsia" w:hAnsiTheme="majorHAnsi" w:cstheme="majorBidi"/>
       <w:b/>
       <w:sz w:val="24"/>
       <w:szCs w:val="48"/>
@@ -2867,9 +2898,9 @@
     <w:basedOn w:val="a0"/>
     <w:link w:val="1"/>
     <w:uiPriority w:val="9"/>
-    <w:rsid w:val="00E05BF8"/>
+    <w:rsid w:val="00A92C1A"/>
     <w:rPr>
-      <w:rFonts w:asciiTheme="majorHAnsi" w:eastAsia="Adobe 黑体 Std R" w:hAnsiTheme="majorHAnsi" w:cstheme="majorBidi"/>
+      <w:rFonts w:asciiTheme="majorHAnsi" w:eastAsiaTheme="majorEastAsia" w:hAnsiTheme="majorHAnsi" w:cstheme="majorBidi"/>
       <w:b/>
       <w:sz w:val="24"/>
       <w:szCs w:val="48"/>
